--- a/companies/ashcombe-advisory/Engagements/Suarez-Jones/2023.09.15 - Status Report - Suarez-Jones v2 FINAL v1.docx
+++ b/companies/ashcombe-advisory/Engagements/Suarez-Jones/2023.09.15 - Status Report - Suarez-Jones v2 FINAL v1.docx
@@ -15,12 +15,12 @@
         <w:pStyle w:val="Heading1"/>
       </w:pPr>
       <w:r>
-        <w:t>Status Report -- Executive Messaging for Suarez-Jones</w:t>
+        <w:t>Status Report</w:t>
       </w:r>
     </w:p>
     <w:p>
       <w:r>
-        <w:t>Prepared by John Macias for the Suarez-Jones leadership team. This report covers the work through the midpoint of the engagement and sets out what is done, what is next, and where the risks sit.</w:t>
+        <w:t>Engagement: Executive Messaging for Suarez-Jones. Prepared by John Macias.</w:t>
       </w:r>
     </w:p>
     <w:p>
@@ -28,12 +28,22 @@
         <w:pStyle w:val="Heading2"/>
       </w:pPr>
       <w:r>
-        <w:t>Summary</w:t>
+        <w:t>Where the work stands</w:t>
       </w:r>
     </w:p>
     <w:p>
       <w:r>
-        <w:t>The engagement is on track and roughly at its midpoint. The core message framework is settled: three leadership lines, each carrying its own proof point, agreed with your team in the working session and now the fixed reference for everything we draft. Settling that framework was the gate the rest of the work waited on, and closing it has let us move from the harder question of what to say to the more mechanical one of building the material that carries it. Nothing on the critical path is behind. The one open data point flagged at the last review has been confirmed, the fact check against your source documents is complete, and the two revenue figures that were unresolved are now cited on the audited basis. In short, the foundation is in place, and the second half of the engagement is about production and rehearsal rather than decisions.</w:t>
+        <w:t>We are roughly at the midpoint of the engagement, and the work is on track. The core messages are drafted, tested against the leadership's own words, and close to final. Both sides are pulling the same way, and the correspondence has stayed clean, which is what keeps a job like this from drifting.</w:t>
+      </w:r>
+    </w:p>
+    <w:p>
+      <w:r>
+        <w:t>The short version is that the hard part, agreeing what the company should say and in what voice, is largely behind us. What remains is to lock the wording and build the materials that carry it. That is the steadier half of the work.</w:t>
+      </w:r>
+    </w:p>
+    <w:p>
+      <w:r>
+        <w:t>On the commercials, the engagement runs on a fixed fee of $102,000, and we are tracking within it. A little under half of the fee is committed against the work done to date. That is where we would want to be at this stage, with the more predictable phase still ahead of us.</w:t>
       </w:r>
     </w:p>
     <w:p>
@@ -41,52 +51,32 @@
         <w:pStyle w:val="Heading2"/>
       </w:pPr>
       <w:r>
-        <w:t>Accomplishments This Period</w:t>
+        <w:t>Since the last report</w:t>
       </w:r>
     </w:p>
     <w:p>
       <w:r>
-        <w:t>The period since kickoff has been about getting the framework right and the facts under it solid, on the principle that everything downstream leans on both. Concretely, this period we have:</w:t>
+        <w:t>We completed the round of executive interviews and used them to sharpen the core set. Two of the messages changed in a real way once we heard how the leadership actually speaks. Both are stronger for it, and both read now as the company's own rather than ours.</w:t>
       </w:r>
     </w:p>
     <w:p>
-      <w:pPr>
-        <w:pStyle w:val="ListBullet"/>
-      </w:pPr>
       <w:r>
-        <w:t>Closed the message framework after the working session, recasting the third line around the operating record so it reads as credible to the Suarez-Jones board rather than as a claim about size.</w:t>
+        <w:t>Amy Carter took your team's marks on the first set and reworked the investor-facing lines, holding the meaning while easing the claims that felt a shade too firm. We reviewed the refined set with the Suarez-Jones leadership at our last working session, and the feedback was light. We settled the two lines that mattered most in the room.</w:t>
       </w:r>
     </w:p>
     <w:p>
-      <w:pPr>
-        <w:pStyle w:val="ListBullet"/>
-      </w:pPr>
       <w:r>
-        <w:t>Completed the fact check on your source documents. Amy Carter confirmed the two revenue figures on the audited basis and noted that basis in the framework, so no claim now rests on a number we cannot cite.</w:t>
+        <w:t>The review itself was a good sign. Your leadership pushed on exactly the lines we expected them to push on, and left the rest largely alone. When a client's marks land where you thought they would, it usually means the underlying account is sound, and we took it that way.</w:t>
       </w:r>
     </w:p>
     <w:p>
-      <w:pPr>
-        <w:pStyle w:val="ListBullet"/>
-      </w:pPr>
       <w:r>
-        <w:t>Resolved the outstanding proof point behind the second line using the confirming source your operations team provided.</w:t>
+        <w:t>We have also opened the client-facing materials that will carry the messages outward. Those are early and deliberately so. We are keeping them light until the core set is locked, so nothing has to be remade around a late change to the wording.</w:t>
       </w:r>
     </w:p>
     <w:p>
-      <w:pPr>
-        <w:pStyle w:val="ListBullet"/>
-      </w:pPr>
       <w:r>
-        <w:t>Begun the supporting material behind the three agreed lines, with each claim drafted beside its proof point so the two are always read together.</w:t>
-      </w:r>
-    </w:p>
-    <w:p>
-      <w:pPr>
-        <w:pStyle w:val="ListBullet"/>
-      </w:pPr>
-      <w:r>
-        <w:t>Set a working test for everything that follows: any line that cannot be backed comes out rather than gets softened.</w:t>
+        <w:t>On our side, Amy Carter has kept the correspondence and the version history in order throughout, so the current draft is always the one you are reading and nothing lives only in an inbox. It is unglamorous work, and it is the reason a job this heavy on email has stayed legible.</w:t>
       </w:r>
     </w:p>
     <w:p>
@@ -94,12 +84,22 @@
         <w:pStyle w:val="Heading2"/>
       </w:pPr>
       <w:r>
-        <w:t>Budget</w:t>
+        <w:t>The weeks ahead</w:t>
       </w:r>
     </w:p>
     <w:p>
       <w:r>
-        <w:t>The engagement is a fixed fee of $102,000, and the work to date sits well within that plan. We bill against the fixed fee rather than hours, so the cost does not move with the number of drafts or calls; the figure agreed at the outset is the figure you pay. Approved out-of-pocket costs, should any arise, are passed through at cost and listed line by line. Nothing in the work so far puts the budget under pressure, and we do not foresee anything in the back half that would.</w:t>
+        <w:t>The immediate step is to lock the core messages. One round of marks is outstanding, and once those are in, the set is final. Amy Carter and I can close that out the same week the marks come back.</w:t>
+      </w:r>
+    </w:p>
+    <w:p>
+      <w:r>
+        <w:t>From there we build the materials in earnest and prepare your executives to carry the language into their own conversations, the announcements and investor briefings where it has to hold. I expect this half of the engagement to move at a steadier pace than the first, now that the foundation is set.</w:t>
+      </w:r>
+    </w:p>
+    <w:p>
+      <w:r>
+        <w:t>In practical terms, the coming weeks will hold less of the open-ended work of the first half and more of the concrete: a fixed set of messages, a defined set of materials, and a plan to hand the language to the people who will speak it. We will keep the same cadence of short notes tied to each piece, so you can follow the work without having to ask where it stands.</w:t>
       </w:r>
     </w:p>
     <w:p>
@@ -107,20 +107,7 @@
         <w:pStyle w:val="Heading2"/>
       </w:pPr>
       <w:r>
-        <w:t>Upcoming Work</w:t>
-      </w:r>
-    </w:p>
-    <w:p>
-      <w:r>
-        <w:t>The next stretch is production and rehearsal. Amy Carter will finish the supporting material so that every leadership line has a complete set of backing behind it, drafted to the same standard the framework set. Once the material is drafted we will hold a second review with your team before any of it is used in a setting that carries weight, so nothing goes out that you have not seen. From there the work shifts from the page to the people: the language only holds up if your leaders sound the same from one appearance to the next, so we will spend time preparing them to use it rather than just handing it over. In parallel we will map the first public settings where the messages will actually be tested, so that when the moment comes the words have already been rehearsed against it and nobody meets an audience cold. None of this reopens the framework; it builds on the version already agreed.</w:t>
-      </w:r>
-    </w:p>
-    <w:p>
-      <w:pPr>
-        <w:pStyle w:val="Heading2"/>
-      </w:pPr>
-      <w:r>
-        <w:t>Risks</w:t>
+        <w:t>What I am watching</w:t>
       </w:r>
     </w:p>
     <w:sectPr>
